--- a/03_Outputs/final scripts/en/Module 1/1.1.0-en.docx
+++ b/03_Outputs/final scripts/en/Module 1/1.1.0-en.docx
@@ -5,6 +5,13 @@
     <w:p>
       <w:pPr>
         <w:spacing w:before="0" w:beforeAutospacing="off" w:after="200" w:afterAutospacing="off" w:line="276" w:lineRule="auto"/>
+        <w:rPr>
+          <w:rFonts w:ascii="Times New Roman" w:hAnsi="Times New Roman" w:eastAsia="Times New Roman" w:cs="Times New Roman"/>
+          <w:noProof w:val="0"/>
+          <w:sz w:val="24"/>
+          <w:szCs w:val="24"/>
+          <w:lang w:val="en-US"/>
+        </w:rPr>
       </w:pPr>
       <w:r>
         <w:rPr>
@@ -20,17 +27,57 @@
     <w:p>
       <w:pPr>
         <w:spacing w:before="0" w:beforeAutospacing="off" w:after="200" w:afterAutospacing="off" w:line="276" w:lineRule="auto"/>
+        <w:rPr>
+          <w:rFonts w:ascii="Times New Roman" w:hAnsi="Times New Roman" w:eastAsia="Times New Roman" w:cs="Times New Roman"/>
+          <w:noProof w:val="0"/>
+          <w:sz w:val="24"/>
+          <w:szCs w:val="24"/>
+          <w:lang w:val="en-US"/>
+        </w:rPr>
       </w:pPr>
       <w:r>
         <w:rPr>
-          <w:rFonts w:ascii="Aptos" w:hAnsi="Aptos" w:eastAsia="Aptos" w:cs="Aptos"/>
+          <w:rFonts w:ascii="Times New Roman" w:hAnsi="Times New Roman" w:eastAsia="Times New Roman" w:cs="Times New Roman"/>
           <w:noProof w:val="0"/>
           <w:color w:val="000000" w:themeColor="text1" w:themeTint="FF" w:themeShade="FF"/>
           <w:sz w:val="24"/>
           <w:szCs w:val="24"/>
           <w:lang w:val="en-US"/>
         </w:rPr>
-        <w:t>Energy is the invisible engine powering our societies — from clean water and healthcare to digital access and economic opportunity.</w:t>
+        <w:t xml:space="preserve">Energy is the invisible engine powering our societies — from clean water and healthcare to digital access and economic </w:t>
+      </w:r>
+      <w:r>
+        <w:rPr>
+          <w:rFonts w:ascii="Times New Roman" w:hAnsi="Times New Roman" w:eastAsia="Times New Roman" w:cs="Times New Roman"/>
+          <w:noProof w:val="0"/>
+          <w:color w:val="000000" w:themeColor="text1" w:themeTint="FF" w:themeShade="FF"/>
+          <w:sz w:val="24"/>
+          <w:szCs w:val="24"/>
+          <w:lang w:val="en-US"/>
+        </w:rPr>
+        <w:t>op</w:t>
+      </w:r>
+      <w:r>
+        <w:rPr>
+          <w:rFonts w:ascii="Times New Roman" w:hAnsi="Times New Roman" w:eastAsia="Times New Roman" w:cs="Times New Roman"/>
+          <w:noProof w:val="0"/>
+          <w:color w:val="000000" w:themeColor="text1" w:themeTint="FF" w:themeShade="FF"/>
+          <w:sz w:val="24"/>
+          <w:szCs w:val="24"/>
+          <w:lang w:val="en-US"/>
+        </w:rPr>
+        <w:t>portunities</w:t>
+      </w:r>
+      <w:r>
+        <w:rPr>
+          <w:rFonts w:ascii="Times New Roman" w:hAnsi="Times New Roman" w:eastAsia="Times New Roman" w:cs="Times New Roman"/>
+          <w:noProof w:val="0"/>
+          <w:color w:val="000000" w:themeColor="text1" w:themeTint="FF" w:themeShade="FF"/>
+          <w:sz w:val="24"/>
+          <w:szCs w:val="24"/>
+          <w:lang w:val="en-US"/>
+        </w:rPr>
+        <w:t>.</w:t>
       </w:r>
       <w:r>
         <w:rPr>
@@ -40,12 +87,39 @@
           <w:szCs w:val="24"/>
           <w:lang w:val="en-US"/>
         </w:rPr>
-        <w:t xml:space="preserve"> But for too many, that engine is still missing. These gaps are not just technical challenges — they are barriers to human development.</w:t>
+        <w:t xml:space="preserve"> </w:t>
+      </w:r>
+      <w:r>
+        <w:rPr>
+          <w:rFonts w:ascii="Times New Roman" w:hAnsi="Times New Roman" w:eastAsia="Times New Roman" w:cs="Times New Roman"/>
+          <w:noProof w:val="0"/>
+          <w:sz w:val="24"/>
+          <w:szCs w:val="24"/>
+          <w:lang w:val="en-US"/>
+        </w:rPr>
+        <w:t>But for too many, that engine is still missing.</w:t>
+      </w:r>
+      <w:r>
+        <w:rPr>
+          <w:rFonts w:ascii="Times New Roman" w:hAnsi="Times New Roman" w:eastAsia="Times New Roman" w:cs="Times New Roman"/>
+          <w:noProof w:val="0"/>
+          <w:sz w:val="24"/>
+          <w:szCs w:val="24"/>
+          <w:lang w:val="en-US"/>
+        </w:rPr>
+        <w:t xml:space="preserve"> </w:t>
       </w:r>
     </w:p>
     <w:p>
       <w:pPr>
         <w:spacing w:before="240" w:beforeAutospacing="off" w:after="240" w:afterAutospacing="off"/>
+        <w:rPr>
+          <w:rFonts w:ascii="Times New Roman" w:hAnsi="Times New Roman" w:eastAsia="Times New Roman" w:cs="Times New Roman"/>
+          <w:noProof w:val="0"/>
+          <w:sz w:val="24"/>
+          <w:szCs w:val="24"/>
+          <w:lang w:val="en-US"/>
+        </w:rPr>
       </w:pPr>
       <w:r>
         <w:rPr>
@@ -55,12 +129,109 @@
           <w:szCs w:val="24"/>
           <w:lang w:val="en-US"/>
         </w:rPr>
-        <w:t>In this chapter, we’ll explore how energy systems function as interconnected networks. We’ll trace how energy flows from sources like fossil fuels, hydropower, solar, and wind, through grids and pipelines, and into the sectors that rely on them — households, transport, industry, and agriculture.</w:t>
+        <w:t xml:space="preserve">In this chapter, </w:t>
+      </w:r>
+      <w:r>
+        <w:rPr>
+          <w:rFonts w:ascii="Times New Roman" w:hAnsi="Times New Roman" w:eastAsia="Times New Roman" w:cs="Times New Roman"/>
+          <w:noProof w:val="0"/>
+          <w:sz w:val="24"/>
+          <w:szCs w:val="24"/>
+          <w:lang w:val="en-US"/>
+        </w:rPr>
+        <w:t>we’ll</w:t>
+      </w:r>
+      <w:r>
+        <w:rPr>
+          <w:rFonts w:ascii="Times New Roman" w:hAnsi="Times New Roman" w:eastAsia="Times New Roman" w:cs="Times New Roman"/>
+          <w:noProof w:val="0"/>
+          <w:sz w:val="24"/>
+          <w:szCs w:val="24"/>
+          <w:lang w:val="en-US"/>
+        </w:rPr>
+        <w:t xml:space="preserve"> explore how energy systems function as interconnected networks</w:t>
+      </w:r>
+      <w:r>
+        <w:rPr>
+          <w:rFonts w:ascii="Times New Roman" w:hAnsi="Times New Roman" w:eastAsia="Times New Roman" w:cs="Times New Roman"/>
+          <w:noProof w:val="0"/>
+          <w:sz w:val="24"/>
+          <w:szCs w:val="24"/>
+          <w:lang w:val="en-US"/>
+        </w:rPr>
+        <w:t xml:space="preserve"> by </w:t>
+      </w:r>
+      <w:r>
+        <w:rPr>
+          <w:rFonts w:ascii="Times New Roman" w:hAnsi="Times New Roman" w:eastAsia="Times New Roman" w:cs="Times New Roman"/>
+          <w:noProof w:val="0"/>
+          <w:sz w:val="24"/>
+          <w:szCs w:val="24"/>
+          <w:lang w:val="en-US"/>
+        </w:rPr>
+        <w:t>trac</w:t>
+      </w:r>
+      <w:r>
+        <w:rPr>
+          <w:rFonts w:ascii="Times New Roman" w:hAnsi="Times New Roman" w:eastAsia="Times New Roman" w:cs="Times New Roman"/>
+          <w:noProof w:val="0"/>
+          <w:sz w:val="24"/>
+          <w:szCs w:val="24"/>
+          <w:lang w:val="en-US"/>
+        </w:rPr>
+        <w:t>ing</w:t>
+      </w:r>
+      <w:r>
+        <w:rPr>
+          <w:rFonts w:ascii="Times New Roman" w:hAnsi="Times New Roman" w:eastAsia="Times New Roman" w:cs="Times New Roman"/>
+          <w:noProof w:val="0"/>
+          <w:sz w:val="24"/>
+          <w:szCs w:val="24"/>
+          <w:lang w:val="en-US"/>
+        </w:rPr>
+        <w:t xml:space="preserve"> how energy flows</w:t>
+      </w:r>
+      <w:r>
+        <w:rPr>
+          <w:rFonts w:ascii="Times New Roman" w:hAnsi="Times New Roman" w:eastAsia="Times New Roman" w:cs="Times New Roman"/>
+          <w:noProof w:val="0"/>
+          <w:sz w:val="24"/>
+          <w:szCs w:val="24"/>
+          <w:lang w:val="en-US"/>
+        </w:rPr>
+        <w:t xml:space="preserve"> into the sectors that rely on them</w:t>
+      </w:r>
+      <w:r>
+        <w:rPr>
+          <w:rFonts w:ascii="Times New Roman" w:hAnsi="Times New Roman" w:eastAsia="Times New Roman" w:cs="Times New Roman"/>
+          <w:noProof w:val="0"/>
+          <w:sz w:val="24"/>
+          <w:szCs w:val="24"/>
+          <w:lang w:val="en-US"/>
+        </w:rPr>
+        <w:t>:</w:t>
+      </w:r>
+      <w:r>
+        <w:rPr>
+          <w:rFonts w:ascii="Times New Roman" w:hAnsi="Times New Roman" w:eastAsia="Times New Roman" w:cs="Times New Roman"/>
+          <w:noProof w:val="0"/>
+          <w:sz w:val="24"/>
+          <w:szCs w:val="24"/>
+          <w:lang w:val="en-US"/>
+        </w:rPr>
+        <w:t xml:space="preserve"> households, transport, industry, and agriculture.</w:t>
       </w:r>
     </w:p>
     <w:p>
       <w:pPr>
         <w:spacing w:before="240" w:beforeAutospacing="off" w:after="240" w:afterAutospacing="off"/>
+        <w:rPr>
+          <w:rFonts w:ascii="Times New Roman" w:hAnsi="Times New Roman" w:eastAsia="Times New Roman" w:cs="Times New Roman"/>
+          <w:noProof w:val="0"/>
+          <w:sz w:val="24"/>
+          <w:szCs w:val="24"/>
+          <w:lang w:val="en-US"/>
+        </w:rPr>
       </w:pPr>
       <w:r>
         <w:rPr>
@@ -70,12 +241,69 @@
           <w:szCs w:val="24"/>
           <w:lang w:val="en-US"/>
         </w:rPr>
-        <w:t>We’ll also introduce a critical framework: the energy trilemma. Balancing three imperatives — security, equity, and sustainability. Security means reliable supply. Equity means affordable and universal access. And sustainability means decarbonizing production and use to meet climate goals.</w:t>
+        <w:t>We’ll</w:t>
+      </w:r>
+      <w:r>
+        <w:rPr>
+          <w:rFonts w:ascii="Times New Roman" w:hAnsi="Times New Roman" w:eastAsia="Times New Roman" w:cs="Times New Roman"/>
+          <w:noProof w:val="0"/>
+          <w:sz w:val="24"/>
+          <w:szCs w:val="24"/>
+          <w:lang w:val="en-US"/>
+        </w:rPr>
+        <w:t xml:space="preserve"> also introduce a critical framework: the energy trilemma. Balancing three imperatives</w:t>
+      </w:r>
+      <w:r>
+        <w:rPr>
+          <w:rFonts w:ascii="Times New Roman" w:hAnsi="Times New Roman" w:eastAsia="Times New Roman" w:cs="Times New Roman"/>
+          <w:noProof w:val="0"/>
+          <w:sz w:val="24"/>
+          <w:szCs w:val="24"/>
+          <w:lang w:val="en-US"/>
+        </w:rPr>
+        <w:t xml:space="preserve">: </w:t>
+      </w:r>
+      <w:r>
+        <w:rPr>
+          <w:rFonts w:ascii="Times New Roman" w:hAnsi="Times New Roman" w:eastAsia="Times New Roman" w:cs="Times New Roman"/>
+          <w:noProof w:val="0"/>
+          <w:sz w:val="24"/>
+          <w:szCs w:val="24"/>
+          <w:lang w:val="en-US"/>
+        </w:rPr>
+        <w:t>security, equity, and sustainability. Security means reliable supply. Equity means affordable and universal access</w:t>
+      </w:r>
+      <w:r>
+        <w:rPr>
+          <w:rFonts w:ascii="Times New Roman" w:hAnsi="Times New Roman" w:eastAsia="Times New Roman" w:cs="Times New Roman"/>
+          <w:noProof w:val="0"/>
+          <w:sz w:val="24"/>
+          <w:szCs w:val="24"/>
+          <w:lang w:val="en-US"/>
+        </w:rPr>
+        <w:t xml:space="preserve"> that acknowledges existing disparities</w:t>
+      </w:r>
+      <w:r>
+        <w:rPr>
+          <w:rFonts w:ascii="Times New Roman" w:hAnsi="Times New Roman" w:eastAsia="Times New Roman" w:cs="Times New Roman"/>
+          <w:noProof w:val="0"/>
+          <w:sz w:val="24"/>
+          <w:szCs w:val="24"/>
+          <w:lang w:val="en-US"/>
+        </w:rPr>
+        <w:t>. And sustainability means decarbonizing production and use to meet climate goals.</w:t>
       </w:r>
     </w:p>
     <w:p>
       <w:pPr>
         <w:spacing w:before="240" w:beforeAutospacing="off" w:after="240" w:afterAutospacing="off"/>
+        <w:rPr>
+          <w:rFonts w:ascii="Times New Roman" w:hAnsi="Times New Roman" w:eastAsia="Times New Roman" w:cs="Times New Roman"/>
+          <w:noProof w:val="0"/>
+          <w:sz w:val="24"/>
+          <w:szCs w:val="24"/>
+          <w:lang w:val="en-US"/>
+        </w:rPr>
       </w:pPr>
       <w:r>
         <w:rPr>
@@ -85,12 +313,59 @@
           <w:szCs w:val="24"/>
           <w:lang w:val="en-US"/>
         </w:rPr>
-        <w:t>The challenge is that while energy drives progress, fossil-based systems also fuel climate risk and resource pressure. That’s why the energy transition cannot be solved by technology alone. Political decisions, financial systems, and governance structures shape who benefits — and who is left behind.</w:t>
+        <w:t xml:space="preserve">The challenge is that while energy drives progress, fossil-based systems also fuel climate risk and resource pressure. </w:t>
+      </w:r>
+      <w:r>
+        <w:rPr>
+          <w:rFonts w:ascii="Times New Roman" w:hAnsi="Times New Roman" w:eastAsia="Times New Roman" w:cs="Times New Roman"/>
+          <w:noProof w:val="0"/>
+          <w:sz w:val="24"/>
+          <w:szCs w:val="24"/>
+          <w:lang w:val="en-US"/>
+        </w:rPr>
+        <w:t>That’s</w:t>
+      </w:r>
+      <w:r>
+        <w:rPr>
+          <w:rFonts w:ascii="Times New Roman" w:hAnsi="Times New Roman" w:eastAsia="Times New Roman" w:cs="Times New Roman"/>
+          <w:noProof w:val="0"/>
+          <w:sz w:val="24"/>
+          <w:szCs w:val="24"/>
+          <w:lang w:val="en-US"/>
+        </w:rPr>
+        <w:t xml:space="preserve"> why the energy transition cannot be solved by technology alone. Political decisions, financial systems, and governance structures shape who </w:t>
+      </w:r>
+      <w:r>
+        <w:rPr>
+          <w:rFonts w:ascii="Times New Roman" w:hAnsi="Times New Roman" w:eastAsia="Times New Roman" w:cs="Times New Roman"/>
+          <w:noProof w:val="0"/>
+          <w:sz w:val="24"/>
+          <w:szCs w:val="24"/>
+          <w:lang w:val="en-US"/>
+        </w:rPr>
+        <w:t>benefits</w:t>
+      </w:r>
+      <w:r>
+        <w:rPr>
+          <w:rFonts w:ascii="Times New Roman" w:hAnsi="Times New Roman" w:eastAsia="Times New Roman" w:cs="Times New Roman"/>
+          <w:noProof w:val="0"/>
+          <w:sz w:val="24"/>
+          <w:szCs w:val="24"/>
+          <w:lang w:val="en-US"/>
+        </w:rPr>
+        <w:t xml:space="preserve"> — and who is left behind.</w:t>
       </w:r>
     </w:p>
     <w:p>
       <w:pPr>
         <w:spacing w:before="240" w:beforeAutospacing="off" w:after="240" w:afterAutospacing="off"/>
+        <w:rPr>
+          <w:rFonts w:ascii="Times New Roman" w:hAnsi="Times New Roman" w:eastAsia="Times New Roman" w:cs="Times New Roman"/>
+          <w:noProof w:val="0"/>
+          <w:sz w:val="24"/>
+          <w:szCs w:val="24"/>
+          <w:lang w:val="en-US"/>
+        </w:rPr>
       </w:pPr>
       <w:r>
         <w:rPr>
@@ -100,7 +375,107 @@
           <w:szCs w:val="24"/>
           <w:lang w:val="en-US"/>
         </w:rPr>
-        <w:t>By the end of this chapter, you’ll see why sustainable energy is not just about cleaner technologies. It’s about systemic reform — from investment and regulation, to digital innovation and decentralized models — all aimed at securing a just and resilient energy future for all.</w:t>
+        <w:t xml:space="preserve">By the end of this chapter, </w:t>
+      </w:r>
+      <w:r>
+        <w:rPr>
+          <w:rFonts w:ascii="Times New Roman" w:hAnsi="Times New Roman" w:eastAsia="Times New Roman" w:cs="Times New Roman"/>
+          <w:noProof w:val="0"/>
+          <w:sz w:val="24"/>
+          <w:szCs w:val="24"/>
+          <w:lang w:val="en-US"/>
+        </w:rPr>
+        <w:t>you’ll</w:t>
+      </w:r>
+      <w:r>
+        <w:rPr>
+          <w:rFonts w:ascii="Times New Roman" w:hAnsi="Times New Roman" w:eastAsia="Times New Roman" w:cs="Times New Roman"/>
+          <w:noProof w:val="0"/>
+          <w:sz w:val="24"/>
+          <w:szCs w:val="24"/>
+          <w:lang w:val="en-US"/>
+        </w:rPr>
+        <w:t xml:space="preserve"> see why sustainable energy is not just about cleaner technologies. </w:t>
+      </w:r>
+      <w:r>
+        <w:rPr>
+          <w:rFonts w:ascii="Times New Roman" w:hAnsi="Times New Roman" w:eastAsia="Times New Roman" w:cs="Times New Roman"/>
+          <w:noProof w:val="0"/>
+          <w:sz w:val="24"/>
+          <w:szCs w:val="24"/>
+          <w:lang w:val="en-US"/>
+        </w:rPr>
+        <w:t>It’s</w:t>
+      </w:r>
+      <w:r>
+        <w:rPr>
+          <w:rFonts w:ascii="Times New Roman" w:hAnsi="Times New Roman" w:eastAsia="Times New Roman" w:cs="Times New Roman"/>
+          <w:noProof w:val="0"/>
+          <w:sz w:val="24"/>
+          <w:szCs w:val="24"/>
+          <w:lang w:val="en-US"/>
+        </w:rPr>
+        <w:t xml:space="preserve"> about systemic reform</w:t>
+      </w:r>
+      <w:r>
+        <w:rPr>
+          <w:rFonts w:ascii="Times New Roman" w:hAnsi="Times New Roman" w:eastAsia="Times New Roman" w:cs="Times New Roman"/>
+          <w:noProof w:val="0"/>
+          <w:sz w:val="24"/>
+          <w:szCs w:val="24"/>
+          <w:lang w:val="en-US"/>
+        </w:rPr>
+        <w:t>,</w:t>
+      </w:r>
+      <w:r>
+        <w:rPr>
+          <w:rFonts w:ascii="Times New Roman" w:hAnsi="Times New Roman" w:eastAsia="Times New Roman" w:cs="Times New Roman"/>
+          <w:noProof w:val="0"/>
+          <w:sz w:val="24"/>
+          <w:szCs w:val="24"/>
+          <w:lang w:val="en-US"/>
+        </w:rPr>
+        <w:t xml:space="preserve"> </w:t>
+      </w:r>
+      <w:r>
+        <w:rPr>
+          <w:rFonts w:ascii="Times New Roman" w:hAnsi="Times New Roman" w:eastAsia="Times New Roman" w:cs="Times New Roman"/>
+          <w:noProof w:val="0"/>
+          <w:sz w:val="24"/>
+          <w:szCs w:val="24"/>
+          <w:lang w:val="en-US"/>
+        </w:rPr>
+        <w:t>from investment and regulation</w:t>
+      </w:r>
+      <w:r>
+        <w:rPr>
+          <w:rFonts w:ascii="Times New Roman" w:hAnsi="Times New Roman" w:eastAsia="Times New Roman" w:cs="Times New Roman"/>
+          <w:noProof w:val="0"/>
+          <w:sz w:val="24"/>
+          <w:szCs w:val="24"/>
+          <w:lang w:val="en-US"/>
+        </w:rPr>
+        <w:t xml:space="preserve"> to digital innovation and decentralized models</w:t>
+      </w:r>
+      <w:r>
+        <w:rPr>
+          <w:rFonts w:ascii="Times New Roman" w:hAnsi="Times New Roman" w:eastAsia="Times New Roman" w:cs="Times New Roman"/>
+          <w:noProof w:val="0"/>
+          <w:sz w:val="24"/>
+          <w:szCs w:val="24"/>
+          <w:lang w:val="en-US"/>
+        </w:rPr>
+        <w:t>,</w:t>
+      </w:r>
+      <w:r>
+        <w:rPr>
+          <w:rFonts w:ascii="Times New Roman" w:hAnsi="Times New Roman" w:eastAsia="Times New Roman" w:cs="Times New Roman"/>
+          <w:noProof w:val="0"/>
+          <w:sz w:val="24"/>
+          <w:szCs w:val="24"/>
+          <w:lang w:val="en-US"/>
+        </w:rPr>
+        <w:t xml:space="preserve"> all aimed at securing a just and resilient energy future for all.</w:t>
       </w:r>
     </w:p>
     <w:p>
@@ -115,7 +490,13 @@
         </w:rPr>
       </w:pPr>
     </w:p>
-    <w:p/>
+    <w:p>
+      <w:pPr>
+        <w:rPr>
+          <w:rFonts w:ascii="Times New Roman" w:hAnsi="Times New Roman" w:eastAsia="Times New Roman" w:cs="Times New Roman"/>
+        </w:rPr>
+      </w:pPr>
+    </w:p>
     <w:sectPr>
       <w:pgSz w:w="12240" w:h="15840" w:orient="portrait"/>
       <w:pgMar w:top="1440" w:right="1800" w:bottom="1440" w:left="1800" w:header="720" w:footer="720" w:gutter="0"/>
@@ -24302,8 +24683,8 @@
 </file>
 
 <file path=customXml/item2.xml><?xml version="1.0" encoding="utf-8"?>
-<ct:contentTypeSchema xmlns:ct="http://schemas.microsoft.com/office/2006/metadata/contentType" xmlns:ma="http://schemas.microsoft.com/office/2006/metadata/properties/metaAttributes" ct:_="" ma:_="" ma:contentTypeName="Document" ma:contentTypeID="0x01010098970033F315F542A2D9640B7CC02236" ma:contentTypeVersion="16" ma:contentTypeDescription="Create a new document." ma:contentTypeScope="" ma:versionID="94449e8ff35cec47b43afd2e381d9e90">
-  <xsd:schema xmlns:xsd="http://www.w3.org/2001/XMLSchema" xmlns:xs="http://www.w3.org/2001/XMLSchema" xmlns:p="http://schemas.microsoft.com/office/2006/metadata/properties" xmlns:ns2="b0bf4113-6f4a-4f3e-b5bb-503c4d9102e3" xmlns:ns3="c8670835-afc4-4376-8ae0-1ffed5b27e6b" targetNamespace="http://schemas.microsoft.com/office/2006/metadata/properties" ma:root="true" ma:fieldsID="f7f21ad7dc1dad656b5a5a7699096a32" ns2:_="" ns3:_="">
+<ct:contentTypeSchema xmlns:ct="http://schemas.microsoft.com/office/2006/metadata/contentType" xmlns:ma="http://schemas.microsoft.com/office/2006/metadata/properties/metaAttributes" ct:_="" ma:_="" ma:contentTypeName="Document" ma:contentTypeID="0x01010098970033F315F542A2D9640B7CC02236" ma:contentTypeVersion="16" ma:contentTypeDescription="Create a new document." ma:contentTypeScope="" ma:versionID="53c703163abf5028ca1572cdbbdfb0d9">
+  <xsd:schema xmlns:xsd="http://www.w3.org/2001/XMLSchema" xmlns:xs="http://www.w3.org/2001/XMLSchema" xmlns:p="http://schemas.microsoft.com/office/2006/metadata/properties" xmlns:ns2="b0bf4113-6f4a-4f3e-b5bb-503c4d9102e3" xmlns:ns3="c8670835-afc4-4376-8ae0-1ffed5b27e6b" targetNamespace="http://schemas.microsoft.com/office/2006/metadata/properties" ma:root="true" ma:fieldsID="91aa92df09b3f9a6477c84a51e3c9412" ns2:_="" ns3:_="">
     <xsd:import namespace="b0bf4113-6f4a-4f3e-b5bb-503c4d9102e3"/>
     <xsd:import namespace="c8670835-afc4-4376-8ae0-1ffed5b27e6b"/>
     <xsd:element name="properties">
@@ -24571,7 +24952,7 @@
 </file>
 
 <file path=customXml/itemProps2.xml><?xml version="1.0" encoding="utf-8"?>
-<ds:datastoreItem xmlns:ds="http://schemas.openxmlformats.org/officeDocument/2006/customXml" ds:itemID="{0F56F9A7-6063-4104-80E2-5E0C7DD78081}"/>
+<ds:datastoreItem xmlns:ds="http://schemas.openxmlformats.org/officeDocument/2006/customXml" ds:itemID="{B3AEB14D-4273-4A55-B839-0DC061DF699F}"/>
 </file>
 
 <file path=customXml/itemProps3.xml><?xml version="1.0" encoding="utf-8"?>
